--- a/BuildingPrimingExperiment/plan.docx
+++ b/BuildingPrimingExperiment/plan.docx
@@ -125,7 +125,7 @@
           <w:sz w:val="22"/>
           <w:szCs w:val="22"/>
         </w:rPr>
-        <w:t>English</w:t>
+        <w:t>Martian</w:t>
       </w:r>
     </w:p>
     <w:p>
@@ -176,7 +176,23 @@
           <w:sz w:val="22"/>
           <w:szCs w:val="22"/>
         </w:rPr>
-        <w:t>Bilinguals who speak Mandarin Chinese as their L1 and English as their L2</w:t>
+        <w:t>Bilinguals who speak Ma</w:t>
+      </w:r>
+      <w:r>
+        <w:rPr>
+          <w:rFonts w:ascii="Avenir Book" w:hAnsi="Avenir Book"/>
+          <w:sz w:val="22"/>
+          <w:szCs w:val="22"/>
+        </w:rPr>
+        <w:t>rtian</w:t>
+      </w:r>
+      <w:r>
+        <w:rPr>
+          <w:rFonts w:ascii="Avenir Book" w:hAnsi="Avenir Book"/>
+          <w:sz w:val="22"/>
+          <w:szCs w:val="22"/>
+        </w:rPr>
+        <w:t xml:space="preserve"> as their L1 and English as their L2</w:t>
       </w:r>
     </w:p>
     <w:p>
@@ -968,7 +984,23 @@
           <w:sz w:val="22"/>
           <w:szCs w:val="22"/>
         </w:rPr>
-        <w:t>People will recognize real words faster in the related condition than in the unrelated condition.</w:t>
+        <w:t>People</w:t>
+      </w:r>
+      <w:r>
+        <w:rPr>
+          <w:rFonts w:ascii="Avenir Book" w:hAnsi="Avenir Book"/>
+          <w:sz w:val="22"/>
+          <w:szCs w:val="22"/>
+        </w:rPr>
+        <w:t xml:space="preserve"> (Martians?)</w:t>
+      </w:r>
+      <w:r>
+        <w:rPr>
+          <w:rFonts w:ascii="Avenir Book" w:hAnsi="Avenir Book"/>
+          <w:sz w:val="22"/>
+          <w:szCs w:val="22"/>
+        </w:rPr>
+        <w:t xml:space="preserve"> will recognize real words faster in the related condition than in the unrelated condition.</w:t>
       </w:r>
     </w:p>
     <w:p>
